--- a/docs tesis/entregables/MediApp - Diccionario de Datos.docx
+++ b/docs tesis/entregables/MediApp - Diccionario de Datos.docx
@@ -11241,42 +11241,6 @@
           <w:i w:val="0"/>
         </w:rPr>
         <w:t>La única cadena de tres niveles del esquema es la de la prescripción, porque la receta cuelga de la consulta y la consulta del paciente y del médico. Es lo que permite que una receta se lea completa sin repetir en ella los datos del paciente, que ya están en la consulta de la que salió.</w:t>
-      </w:r>
-    </w:p>
-    <w:p>
-      <w:pPr>
-        <w:pStyle w:val="Heading2"/>
-      </w:pPr>
-      <w:r>
-        <w:t>3.2 Una relación que el esquema no tiene</w:t>
-      </w:r>
-    </w:p>
-    <w:p>
-      <w:pPr>
-        <w:spacing w:line="480" w:lineRule="auto" w:before="0" w:after="0"/>
-        <w:ind w:firstLine="720"/>
-        <w:jc w:val="left"/>
-      </w:pPr>
-      <w:r>
-        <w:rPr>
-          <w:b w:val="0"/>
-          <w:i w:val="0"/>
-        </w:rPr>
-        <w:t>Conviene señalar una ausencia, porque es la clase de cosa que un lector atento busca y no encuentra. La tabla de consultas no referencia a la tabla de citas, de modo que un diagnóstico registra a qué paciente atendió qué médico y en qué fecha, pero no apunta a la cita concreta de la que salió. En la práctica la correspondencia se deduce por el paciente, el médico y la fecha, y no por una clave.</w:t>
-      </w:r>
-    </w:p>
-    <w:p>
-      <w:pPr>
-        <w:spacing w:line="480" w:lineRule="auto" w:before="0" w:after="0"/>
-        <w:ind w:firstLine="720"/>
-        <w:jc w:val="left"/>
-      </w:pPr>
-      <w:r>
-        <w:rPr>
-          <w:b w:val="0"/>
-          <w:i w:val="0"/>
-        </w:rPr>
-        <w:t>Se deja escrito por dos motivos. El primero es que un documento que solo describe lo que el sistema tiene deja al lector suponiendo el resto, y esta es una relación que cualquiera esperaría encontrar. El segundo es que señala con precisión la mejora que el esquema admitiría, que es agregar esa referencia para poder recorrer la atención completa desde la cita hasta la receta sin depender de una coincidencia de fechas.</w:t>
       </w:r>
     </w:p>
     <w:sectPr>
